--- a/СА/CA_01.docx
+++ b/СА/CA_01.docx
@@ -472,7 +472,6 @@
           <w:lang w:val="uk-UA"/>
         </w:rPr>
       </w:pPr>
-      <w:proofErr w:type="spellStart"/>
       <w:r>
         <w:rPr>
           <w:sz w:val="28"/>
@@ -481,7 +480,6 @@
         </w:rPr>
         <w:t>Фечан</w:t>
       </w:r>
-      <w:proofErr w:type="spellEnd"/>
       <w:r>
         <w:rPr>
           <w:sz w:val="28"/>
@@ -662,7 +660,7 @@
           <w:szCs w:val="28"/>
           <w:lang w:val="uk-UA"/>
         </w:rPr>
-        <w:t>ла</w:t>
+        <w:t>в</w:t>
       </w:r>
       <w:r>
         <w:rPr>
@@ -721,7 +719,6 @@
           <w:lang w:val="uk-UA"/>
         </w:rPr>
       </w:pPr>
-      <w:proofErr w:type="spellStart"/>
       <w:r>
         <w:rPr>
           <w:sz w:val="28"/>
@@ -730,7 +727,6 @@
         </w:rPr>
         <w:t>Фечан</w:t>
       </w:r>
-      <w:proofErr w:type="spellEnd"/>
       <w:r>
         <w:rPr>
           <w:b/>
@@ -1136,25 +1132,7 @@
           <w:szCs w:val="28"/>
           <w:lang w:val="uk-UA"/>
         </w:rPr>
-        <w:t xml:space="preserve">FAT розшифровується як «таблиця розміщення файлів». У цій файловій системі логічний дисковий простір будь-якого логічного диска поділяється на дві області: системну область і область даних. Системна область логічного диску створюється і </w:t>
-      </w:r>
-      <w:proofErr w:type="spellStart"/>
-      <w:r>
-        <w:rPr>
-          <w:sz w:val="28"/>
-          <w:szCs w:val="28"/>
-          <w:lang w:val="uk-UA"/>
-        </w:rPr>
-        <w:t>ініціалізується</w:t>
-      </w:r>
-      <w:proofErr w:type="spellEnd"/>
-      <w:r>
-        <w:rPr>
-          <w:sz w:val="28"/>
-          <w:szCs w:val="28"/>
-          <w:lang w:val="uk-UA"/>
-        </w:rPr>
-        <w:t xml:space="preserve"> при форматуванні, а потім оновлюється при маніпулюванні файловою структурою. Область даних логічного диску містить файли і каталоги, підпорядковані кореневому.</w:t>
+        <w:t>FAT розшифровується як «таблиця розміщення файлів». У цій файловій системі логічний дисковий простір будь-якого логічного диска поділяється на дві області: системну область і область даних. Системна область логічного диску створюється і ініціалізується при форматуванні, а потім оновлюється при маніпулюванні файловою структурою. Область даних логічного диску містить файли і каталоги, підпорядковані кореневому.</w:t>
       </w:r>
     </w:p>
     <w:p>
@@ -1184,41 +1162,13 @@
         </w:rPr>
         <w:t xml:space="preserve"> </w:t>
       </w:r>
-      <w:proofErr w:type="spellStart"/>
-      <w:r>
-        <w:rPr>
-          <w:sz w:val="28"/>
-          <w:szCs w:val="28"/>
-          <w:lang w:val="uk-UA"/>
-        </w:rPr>
-        <w:t>Тб</w:t>
-      </w:r>
-      <w:proofErr w:type="spellEnd"/>
-      <w:r>
-        <w:rPr>
-          <w:sz w:val="28"/>
-          <w:szCs w:val="28"/>
-          <w:lang w:val="uk-UA"/>
-        </w:rPr>
-        <w:t xml:space="preserve">. NTFS володіє характеристиками захищеності, забезпечує контроль доступу до даних та привілеї власника, що відіграють важливу роль в забезпеченні цілісності </w:t>
-      </w:r>
-      <w:proofErr w:type="spellStart"/>
-      <w:r>
-        <w:rPr>
-          <w:sz w:val="28"/>
-          <w:szCs w:val="28"/>
-          <w:lang w:val="uk-UA"/>
-        </w:rPr>
-        <w:t>життєво</w:t>
-      </w:r>
-      <w:proofErr w:type="spellEnd"/>
-      <w:r>
-        <w:rPr>
-          <w:sz w:val="28"/>
-          <w:szCs w:val="28"/>
-          <w:lang w:val="uk-UA"/>
-        </w:rPr>
-        <w:t xml:space="preserve"> важливих конфіденційних даних.</w:t>
+      <w:r>
+        <w:rPr>
+          <w:sz w:val="28"/>
+          <w:szCs w:val="28"/>
+          <w:lang w:val="uk-UA"/>
+        </w:rPr>
+        <w:t>Тб. NTFS володіє характеристиками захищеності, забезпечує контроль доступу до даних та привілеї власника, що відіграють важливу роль в забезпеченні цілісності життєво важливих конфіденційних даних.</w:t>
       </w:r>
     </w:p>
     <w:p>
@@ -1308,43 +1258,7 @@
           <w:szCs w:val="28"/>
           <w:lang w:val="uk-UA"/>
         </w:rPr>
-        <w:t xml:space="preserve">Створити розширений розділ на першому жорсткому диску; створити 3 логічні диски в цьому розділі – файлова система FAT 32, розмірність кластера 512 байт, 8 </w:t>
-      </w:r>
-      <w:proofErr w:type="spellStart"/>
-      <w:r>
-        <w:rPr>
-          <w:sz w:val="28"/>
-          <w:szCs w:val="28"/>
-          <w:lang w:val="uk-UA"/>
-        </w:rPr>
-        <w:t>кБ</w:t>
-      </w:r>
-      <w:proofErr w:type="spellEnd"/>
-      <w:r>
-        <w:rPr>
-          <w:sz w:val="28"/>
-          <w:szCs w:val="28"/>
-          <w:lang w:val="uk-UA"/>
-        </w:rPr>
-        <w:t xml:space="preserve">, та 64 </w:t>
-      </w:r>
-      <w:proofErr w:type="spellStart"/>
-      <w:r>
-        <w:rPr>
-          <w:sz w:val="28"/>
-          <w:szCs w:val="28"/>
-          <w:lang w:val="uk-UA"/>
-        </w:rPr>
-        <w:t>кБ</w:t>
-      </w:r>
-      <w:proofErr w:type="spellEnd"/>
-      <w:r>
-        <w:rPr>
-          <w:sz w:val="28"/>
-          <w:szCs w:val="28"/>
-          <w:lang w:val="uk-UA"/>
-        </w:rPr>
-        <w:t xml:space="preserve"> відповідно.</w:t>
+        <w:t>Створити розширений розділ на першому жорсткому диску; створити 3 логічні диски в цьому розділі – файлова система FAT 32, розмірність кластера 512 байт, 8 кБ, та 64 кБ відповідно.</w:t>
       </w:r>
     </w:p>
     <w:p>
@@ -1453,47 +1367,7 @@
           <w:szCs w:val="28"/>
           <w:lang w:val="uk-UA"/>
         </w:rPr>
-        <w:t xml:space="preserve">Створити на томі з ФС NTFS порожній файл. Записати якусь інформацію в іменований потік цього файлу (наприклад за допомогою команди </w:t>
-      </w:r>
-      <w:proofErr w:type="spellStart"/>
-      <w:r>
-        <w:rPr>
-          <w:bCs/>
-          <w:sz w:val="28"/>
-          <w:szCs w:val="28"/>
-          <w:lang w:val="uk-UA"/>
-        </w:rPr>
-        <w:t>echo</w:t>
-      </w:r>
-      <w:proofErr w:type="spellEnd"/>
-      <w:r>
-        <w:rPr>
-          <w:bCs/>
-          <w:sz w:val="28"/>
-          <w:szCs w:val="28"/>
-          <w:lang w:val="uk-UA"/>
-        </w:rPr>
-        <w:t xml:space="preserve"> або перенаправлення виводу іншого файлу в цей потік). Переконатись, що хоча вільне місце на томі відображається </w:t>
-      </w:r>
-      <w:proofErr w:type="spellStart"/>
-      <w:r>
-        <w:rPr>
-          <w:bCs/>
-          <w:sz w:val="28"/>
-          <w:szCs w:val="28"/>
-          <w:lang w:val="uk-UA"/>
-        </w:rPr>
-        <w:t>коректно</w:t>
-      </w:r>
-      <w:proofErr w:type="spellEnd"/>
-      <w:r>
-        <w:rPr>
-          <w:bCs/>
-          <w:sz w:val="28"/>
-          <w:szCs w:val="28"/>
-          <w:lang w:val="uk-UA"/>
-        </w:rPr>
-        <w:t>, розмір файлу "залишається" нульовим (незмінним).</w:t>
+        <w:t>Створити на томі з ФС NTFS порожній файл. Записати якусь інформацію в іменований потік цього файлу (наприклад за допомогою команди echo або перенаправлення виводу іншого файлу в цей потік). Переконатись, що хоча вільне місце на томі відображається коректно, розмір файлу "залишається" нульовим (незмінним).</w:t>
       </w:r>
     </w:p>
     <w:p>
@@ -1818,7 +1692,6 @@
         </w:rPr>
         <w:t xml:space="preserve"> </w:t>
       </w:r>
-      <w:proofErr w:type="spellStart"/>
       <w:r>
         <w:rPr>
           <w:bCs/>
@@ -1837,7 +1710,6 @@
         </w:rPr>
         <w:t>Б</w:t>
       </w:r>
-      <w:proofErr w:type="spellEnd"/>
     </w:p>
     <w:p>
       <w:pPr>
@@ -1954,7 +1826,6 @@
         </w:rPr>
         <w:t xml:space="preserve"> </w:t>
       </w:r>
-      <w:proofErr w:type="spellStart"/>
       <w:r>
         <w:rPr>
           <w:bCs/>
@@ -1973,7 +1844,6 @@
         </w:rPr>
         <w:t>Б</w:t>
       </w:r>
-      <w:proofErr w:type="spellEnd"/>
     </w:p>
     <w:p>
       <w:pPr>
@@ -2733,25 +2603,7 @@
           <w:szCs w:val="28"/>
           <w:lang w:val="uk-UA"/>
         </w:rPr>
-        <w:t xml:space="preserve">інформацію в іменований потік цього файлу. Переконатись, що хоча вільне місце на томі відображається </w:t>
-      </w:r>
-      <w:proofErr w:type="spellStart"/>
-      <w:r>
-        <w:rPr>
-          <w:sz w:val="28"/>
-          <w:szCs w:val="28"/>
-          <w:lang w:val="uk-UA"/>
-        </w:rPr>
-        <w:t>коректно</w:t>
-      </w:r>
-      <w:proofErr w:type="spellEnd"/>
-      <w:r>
-        <w:rPr>
-          <w:sz w:val="28"/>
-          <w:szCs w:val="28"/>
-          <w:lang w:val="uk-UA"/>
-        </w:rPr>
-        <w:t>, розмір файлу "залишається" нульовим.</w:t>
+        <w:t>інформацію в іменований потік цього файлу. Переконатись, що хоча вільне місце на томі відображається коректно, розмір файлу "залишається" нульовим.</w:t>
       </w:r>
     </w:p>
     <w:p>
@@ -3059,21 +2911,12 @@
         </w:rPr>
         <w:t>. Р</w:t>
       </w:r>
-      <w:proofErr w:type="spellStart"/>
-      <w:r>
-        <w:rPr>
-          <w:sz w:val="28"/>
-          <w:szCs w:val="28"/>
-        </w:rPr>
-        <w:t>озмір</w:t>
-      </w:r>
-      <w:proofErr w:type="spellEnd"/>
-      <w:r>
-        <w:rPr>
-          <w:sz w:val="28"/>
-          <w:szCs w:val="28"/>
-        </w:rPr>
-        <w:t xml:space="preserve"> </w:t>
+      <w:r>
+        <w:rPr>
+          <w:sz w:val="28"/>
+          <w:szCs w:val="28"/>
+        </w:rPr>
+        <w:t xml:space="preserve">озмір </w:t>
       </w:r>
       <w:r>
         <w:rPr>
@@ -3104,79 +2947,13 @@
         </w:rPr>
         <w:t xml:space="preserve">6. </w:t>
       </w:r>
-      <w:proofErr w:type="spellStart"/>
-      <w:r>
-        <w:rPr>
-          <w:sz w:val="28"/>
-          <w:szCs w:val="28"/>
-        </w:rPr>
-        <w:t>За</w:t>
-      </w:r>
-      <w:proofErr w:type="spellEnd"/>
-      <w:r>
-        <w:rPr>
-          <w:sz w:val="28"/>
-          <w:szCs w:val="28"/>
-        </w:rPr>
-        <w:t xml:space="preserve"> </w:t>
-      </w:r>
-      <w:proofErr w:type="spellStart"/>
-      <w:r>
-        <w:rPr>
-          <w:sz w:val="28"/>
-          <w:szCs w:val="28"/>
-        </w:rPr>
-        <w:t>допомогою</w:t>
-      </w:r>
-      <w:proofErr w:type="spellEnd"/>
-      <w:r>
-        <w:rPr>
-          <w:sz w:val="28"/>
-          <w:szCs w:val="28"/>
-        </w:rPr>
-        <w:t xml:space="preserve"> «</w:t>
-      </w:r>
-      <w:proofErr w:type="spellStart"/>
-      <w:r>
-        <w:rPr>
-          <w:sz w:val="28"/>
-          <w:szCs w:val="28"/>
-        </w:rPr>
-        <w:t>Керування</w:t>
-      </w:r>
-      <w:proofErr w:type="spellEnd"/>
-      <w:r>
-        <w:rPr>
-          <w:sz w:val="28"/>
-          <w:szCs w:val="28"/>
-        </w:rPr>
-        <w:t xml:space="preserve"> </w:t>
-      </w:r>
-      <w:proofErr w:type="spellStart"/>
-      <w:r>
-        <w:rPr>
-          <w:sz w:val="28"/>
-          <w:szCs w:val="28"/>
-        </w:rPr>
-        <w:t>дисками</w:t>
-      </w:r>
-      <w:proofErr w:type="spellEnd"/>
-      <w:r>
-        <w:rPr>
-          <w:sz w:val="28"/>
-          <w:szCs w:val="28"/>
-        </w:rPr>
-        <w:t xml:space="preserve">» </w:t>
-      </w:r>
-      <w:proofErr w:type="spellStart"/>
-      <w:r>
-        <w:rPr>
-          <w:sz w:val="28"/>
-          <w:szCs w:val="28"/>
-        </w:rPr>
-        <w:t>перетвори</w:t>
-      </w:r>
-      <w:proofErr w:type="spellEnd"/>
+      <w:r>
+        <w:rPr>
+          <w:sz w:val="28"/>
+          <w:szCs w:val="28"/>
+        </w:rPr>
+        <w:t>За допомогою «Керування дисками» перетвори</w:t>
+      </w:r>
       <w:r>
         <w:rPr>
           <w:sz w:val="28"/>
@@ -3190,55 +2967,7 @@
           <w:sz w:val="28"/>
           <w:szCs w:val="28"/>
         </w:rPr>
-        <w:t xml:space="preserve"> </w:t>
-      </w:r>
-      <w:proofErr w:type="spellStart"/>
-      <w:r>
-        <w:rPr>
-          <w:sz w:val="28"/>
-          <w:szCs w:val="28"/>
-        </w:rPr>
-        <w:t>базові</w:t>
-      </w:r>
-      <w:proofErr w:type="spellEnd"/>
-      <w:r>
-        <w:rPr>
-          <w:sz w:val="28"/>
-          <w:szCs w:val="28"/>
-        </w:rPr>
-        <w:t xml:space="preserve"> </w:t>
-      </w:r>
-      <w:proofErr w:type="spellStart"/>
-      <w:r>
-        <w:rPr>
-          <w:sz w:val="28"/>
-          <w:szCs w:val="28"/>
-        </w:rPr>
-        <w:t>диски</w:t>
-      </w:r>
-      <w:proofErr w:type="spellEnd"/>
-      <w:r>
-        <w:rPr>
-          <w:sz w:val="28"/>
-          <w:szCs w:val="28"/>
-        </w:rPr>
-        <w:t xml:space="preserve"> в </w:t>
-      </w:r>
-      <w:proofErr w:type="spellStart"/>
-      <w:r>
-        <w:rPr>
-          <w:sz w:val="28"/>
-          <w:szCs w:val="28"/>
-        </w:rPr>
-        <w:t>динамічні</w:t>
-      </w:r>
-      <w:proofErr w:type="spellEnd"/>
-      <w:r>
-        <w:rPr>
-          <w:sz w:val="28"/>
-          <w:szCs w:val="28"/>
-        </w:rPr>
-        <w:t>.</w:t>
+        <w:t xml:space="preserve"> базові диски в динамічні.</w:t>
       </w:r>
     </w:p>
     <w:p>
@@ -3330,63 +3059,13 @@
         </w:rPr>
         <w:t xml:space="preserve">. </w:t>
       </w:r>
-      <w:proofErr w:type="spellStart"/>
-      <w:r>
-        <w:rPr>
-          <w:sz w:val="28"/>
-          <w:szCs w:val="28"/>
-        </w:rPr>
-        <w:t>Результат</w:t>
-      </w:r>
-      <w:proofErr w:type="spellEnd"/>
-      <w:r>
-        <w:rPr>
-          <w:sz w:val="28"/>
-          <w:szCs w:val="28"/>
-        </w:rPr>
-        <w:t xml:space="preserve"> </w:t>
-      </w:r>
-      <w:proofErr w:type="spellStart"/>
-      <w:r>
-        <w:rPr>
-          <w:sz w:val="28"/>
-          <w:szCs w:val="28"/>
-        </w:rPr>
-        <w:t>перетворення</w:t>
-      </w:r>
-      <w:proofErr w:type="spellEnd"/>
-      <w:r>
-        <w:rPr>
-          <w:sz w:val="28"/>
-          <w:szCs w:val="28"/>
-        </w:rPr>
-        <w:t xml:space="preserve"> </w:t>
-      </w:r>
-      <w:proofErr w:type="spellStart"/>
-      <w:r>
-        <w:rPr>
-          <w:sz w:val="28"/>
-          <w:szCs w:val="28"/>
-        </w:rPr>
-        <w:t>дисків</w:t>
-      </w:r>
-      <w:proofErr w:type="spellEnd"/>
-      <w:r>
-        <w:rPr>
-          <w:sz w:val="28"/>
-          <w:szCs w:val="28"/>
-        </w:rPr>
-        <w:t xml:space="preserve"> у </w:t>
-      </w:r>
-      <w:proofErr w:type="spellStart"/>
-      <w:r>
-        <w:rPr>
-          <w:sz w:val="28"/>
-          <w:szCs w:val="28"/>
-        </w:rPr>
-        <w:t>динамічні</w:t>
-      </w:r>
-      <w:proofErr w:type="spellEnd"/>
+      <w:r>
+        <w:rPr>
+          <w:sz w:val="28"/>
+          <w:szCs w:val="28"/>
+        </w:rPr>
+        <w:t>Результат перетворення дисків у динамічні</w:t>
+      </w:r>
     </w:p>
     <w:p>
       <w:pPr>
@@ -3588,63 +3267,13 @@
         </w:rPr>
         <w:t xml:space="preserve">. </w:t>
       </w:r>
-      <w:proofErr w:type="spellStart"/>
-      <w:r>
-        <w:rPr>
-          <w:sz w:val="28"/>
-          <w:szCs w:val="28"/>
-        </w:rPr>
-        <w:t>Вибір</w:t>
-      </w:r>
-      <w:proofErr w:type="spellEnd"/>
-      <w:r>
-        <w:rPr>
-          <w:sz w:val="28"/>
-          <w:szCs w:val="28"/>
-        </w:rPr>
-        <w:t xml:space="preserve"> </w:t>
-      </w:r>
-      <w:proofErr w:type="spellStart"/>
-      <w:r>
-        <w:rPr>
-          <w:sz w:val="28"/>
-          <w:szCs w:val="28"/>
-        </w:rPr>
-        <w:t>дисків</w:t>
-      </w:r>
-      <w:proofErr w:type="spellEnd"/>
-      <w:r>
-        <w:rPr>
-          <w:sz w:val="28"/>
-          <w:szCs w:val="28"/>
-        </w:rPr>
-        <w:t xml:space="preserve"> </w:t>
-      </w:r>
-      <w:proofErr w:type="spellStart"/>
-      <w:r>
-        <w:rPr>
-          <w:sz w:val="28"/>
-          <w:szCs w:val="28"/>
-        </w:rPr>
-        <w:t>складеного</w:t>
-      </w:r>
-      <w:proofErr w:type="spellEnd"/>
-      <w:r>
-        <w:rPr>
-          <w:sz w:val="28"/>
-          <w:szCs w:val="28"/>
-        </w:rPr>
-        <w:t xml:space="preserve"> </w:t>
-      </w:r>
-      <w:proofErr w:type="spellStart"/>
-      <w:r>
-        <w:rPr>
-          <w:sz w:val="28"/>
-          <w:szCs w:val="28"/>
-        </w:rPr>
-        <w:t>тому</w:t>
-      </w:r>
-      <w:proofErr w:type="spellEnd"/>
+      <w:r>
+        <w:rPr>
+          <w:sz w:val="28"/>
+          <w:szCs w:val="28"/>
+        </w:rPr>
+        <w:t>Вибір дисків складеного тому</w:t>
+      </w:r>
     </w:p>
     <w:p>
       <w:pPr>
@@ -3736,47 +3365,13 @@
         </w:rPr>
         <w:t xml:space="preserve">. </w:t>
       </w:r>
-      <w:proofErr w:type="spellStart"/>
-      <w:r>
-        <w:rPr>
-          <w:sz w:val="28"/>
-          <w:szCs w:val="28"/>
-        </w:rPr>
-        <w:t>Форматування</w:t>
-      </w:r>
-      <w:proofErr w:type="spellEnd"/>
-      <w:r>
-        <w:rPr>
-          <w:sz w:val="28"/>
-          <w:szCs w:val="28"/>
-        </w:rPr>
-        <w:t xml:space="preserve"> </w:t>
-      </w:r>
-      <w:proofErr w:type="spellStart"/>
-      <w:r>
-        <w:rPr>
-          <w:sz w:val="28"/>
-          <w:szCs w:val="28"/>
-        </w:rPr>
-        <w:t>складеного</w:t>
-      </w:r>
-      <w:proofErr w:type="spellEnd"/>
-      <w:r>
-        <w:rPr>
-          <w:sz w:val="28"/>
-          <w:szCs w:val="28"/>
-        </w:rPr>
-        <w:t xml:space="preserve"> </w:t>
-      </w:r>
-      <w:proofErr w:type="spellStart"/>
-      <w:r>
-        <w:rPr>
-          <w:sz w:val="28"/>
-          <w:szCs w:val="28"/>
-        </w:rPr>
-        <w:t>тому</w:t>
-      </w:r>
-      <w:proofErr w:type="spellEnd"/>
+      <w:r>
+        <w:rPr>
+          <w:sz w:val="28"/>
+          <w:szCs w:val="28"/>
+        </w:rPr>
+        <w:t>Форматування складеного тому</w:t>
+      </w:r>
     </w:p>
     <w:p>
       <w:pPr>
@@ -3869,63 +3464,13 @@
         </w:rPr>
         <w:t xml:space="preserve">. </w:t>
       </w:r>
-      <w:proofErr w:type="spellStart"/>
-      <w:r>
-        <w:rPr>
-          <w:sz w:val="28"/>
-          <w:szCs w:val="28"/>
-        </w:rPr>
-        <w:t>Завершення</w:t>
-      </w:r>
-      <w:proofErr w:type="spellEnd"/>
-      <w:r>
-        <w:rPr>
-          <w:sz w:val="28"/>
-          <w:szCs w:val="28"/>
-        </w:rPr>
-        <w:t xml:space="preserve"> </w:t>
-      </w:r>
-      <w:proofErr w:type="spellStart"/>
-      <w:r>
-        <w:rPr>
-          <w:sz w:val="28"/>
-          <w:szCs w:val="28"/>
-        </w:rPr>
-        <w:t>створення</w:t>
-      </w:r>
-      <w:proofErr w:type="spellEnd"/>
-      <w:r>
-        <w:rPr>
-          <w:sz w:val="28"/>
-          <w:szCs w:val="28"/>
-        </w:rPr>
-        <w:t xml:space="preserve"> </w:t>
-      </w:r>
-      <w:proofErr w:type="spellStart"/>
-      <w:r>
-        <w:rPr>
-          <w:sz w:val="28"/>
-          <w:szCs w:val="28"/>
-        </w:rPr>
-        <w:t>складеного</w:t>
-      </w:r>
-      <w:proofErr w:type="spellEnd"/>
-      <w:r>
-        <w:rPr>
-          <w:sz w:val="28"/>
-          <w:szCs w:val="28"/>
-        </w:rPr>
-        <w:t xml:space="preserve"> </w:t>
-      </w:r>
-      <w:proofErr w:type="spellStart"/>
-      <w:r>
-        <w:rPr>
-          <w:sz w:val="28"/>
-          <w:szCs w:val="28"/>
-        </w:rPr>
-        <w:t>тому</w:t>
-      </w:r>
-      <w:proofErr w:type="spellEnd"/>
+      <w:r>
+        <w:rPr>
+          <w:sz w:val="28"/>
+          <w:szCs w:val="28"/>
+        </w:rPr>
+        <w:t>Завершення створення складеного тому</w:t>
+      </w:r>
     </w:p>
     <w:p>
       <w:pPr>
@@ -4017,63 +3562,13 @@
         </w:rPr>
         <w:t xml:space="preserve">. </w:t>
       </w:r>
-      <w:proofErr w:type="spellStart"/>
-      <w:r>
-        <w:rPr>
-          <w:sz w:val="28"/>
-          <w:szCs w:val="28"/>
-        </w:rPr>
-        <w:t>Результат</w:t>
-      </w:r>
-      <w:proofErr w:type="spellEnd"/>
-      <w:r>
-        <w:rPr>
-          <w:sz w:val="28"/>
-          <w:szCs w:val="28"/>
-        </w:rPr>
-        <w:t xml:space="preserve"> </w:t>
-      </w:r>
-      <w:proofErr w:type="spellStart"/>
-      <w:r>
-        <w:rPr>
-          <w:sz w:val="28"/>
-          <w:szCs w:val="28"/>
-        </w:rPr>
-        <w:t>створення</w:t>
-      </w:r>
-      <w:proofErr w:type="spellEnd"/>
-      <w:r>
-        <w:rPr>
-          <w:sz w:val="28"/>
-          <w:szCs w:val="28"/>
-        </w:rPr>
-        <w:t xml:space="preserve"> </w:t>
-      </w:r>
-      <w:proofErr w:type="spellStart"/>
-      <w:r>
-        <w:rPr>
-          <w:sz w:val="28"/>
-          <w:szCs w:val="28"/>
-        </w:rPr>
-        <w:t>складеного</w:t>
-      </w:r>
-      <w:proofErr w:type="spellEnd"/>
-      <w:r>
-        <w:rPr>
-          <w:sz w:val="28"/>
-          <w:szCs w:val="28"/>
-        </w:rPr>
-        <w:t xml:space="preserve"> </w:t>
-      </w:r>
-      <w:proofErr w:type="spellStart"/>
-      <w:r>
-        <w:rPr>
-          <w:sz w:val="28"/>
-          <w:szCs w:val="28"/>
-        </w:rPr>
-        <w:t>тому</w:t>
-      </w:r>
-      <w:proofErr w:type="spellEnd"/>
+      <w:r>
+        <w:rPr>
+          <w:sz w:val="28"/>
+          <w:szCs w:val="28"/>
+        </w:rPr>
+        <w:t>Результат створення складеного тому</w:t>
+      </w:r>
     </w:p>
     <w:p>
       <w:pPr>
@@ -4166,63 +3661,13 @@
         </w:rPr>
         <w:t xml:space="preserve">. </w:t>
       </w:r>
-      <w:proofErr w:type="spellStart"/>
-      <w:r>
-        <w:rPr>
-          <w:sz w:val="28"/>
-          <w:szCs w:val="28"/>
-        </w:rPr>
-        <w:t>Завершення</w:t>
-      </w:r>
-      <w:proofErr w:type="spellEnd"/>
-      <w:r>
-        <w:rPr>
-          <w:sz w:val="28"/>
-          <w:szCs w:val="28"/>
-        </w:rPr>
-        <w:t xml:space="preserve"> </w:t>
-      </w:r>
-      <w:proofErr w:type="spellStart"/>
-      <w:r>
-        <w:rPr>
-          <w:sz w:val="28"/>
-          <w:szCs w:val="28"/>
-        </w:rPr>
-        <w:t>створення</w:t>
-      </w:r>
-      <w:proofErr w:type="spellEnd"/>
-      <w:r>
-        <w:rPr>
-          <w:sz w:val="28"/>
-          <w:szCs w:val="28"/>
-        </w:rPr>
-        <w:t xml:space="preserve"> </w:t>
-      </w:r>
-      <w:proofErr w:type="spellStart"/>
-      <w:r>
-        <w:rPr>
-          <w:sz w:val="28"/>
-          <w:szCs w:val="28"/>
-        </w:rPr>
-        <w:t>тому</w:t>
-      </w:r>
-      <w:proofErr w:type="spellEnd"/>
-      <w:r>
-        <w:rPr>
-          <w:sz w:val="28"/>
-          <w:szCs w:val="28"/>
-        </w:rPr>
-        <w:t xml:space="preserve"> з </w:t>
-      </w:r>
-      <w:proofErr w:type="spellStart"/>
-      <w:r>
-        <w:rPr>
-          <w:sz w:val="28"/>
-          <w:szCs w:val="28"/>
-        </w:rPr>
-        <w:t>чергуванням</w:t>
-      </w:r>
-      <w:proofErr w:type="spellEnd"/>
+      <w:r>
+        <w:rPr>
+          <w:sz w:val="28"/>
+          <w:szCs w:val="28"/>
+        </w:rPr>
+        <w:t>Завершення створення тому з чергуванням</w:t>
+      </w:r>
     </w:p>
     <w:p>
       <w:pPr>
@@ -4314,63 +3759,13 @@
         </w:rPr>
         <w:t xml:space="preserve">. </w:t>
       </w:r>
-      <w:proofErr w:type="spellStart"/>
-      <w:r>
-        <w:rPr>
-          <w:sz w:val="28"/>
-          <w:szCs w:val="28"/>
-        </w:rPr>
-        <w:t>Результат</w:t>
-      </w:r>
-      <w:proofErr w:type="spellEnd"/>
-      <w:r>
-        <w:rPr>
-          <w:sz w:val="28"/>
-          <w:szCs w:val="28"/>
-        </w:rPr>
-        <w:t xml:space="preserve"> </w:t>
-      </w:r>
-      <w:proofErr w:type="spellStart"/>
-      <w:r>
-        <w:rPr>
-          <w:sz w:val="28"/>
-          <w:szCs w:val="28"/>
-        </w:rPr>
-        <w:t>створення</w:t>
-      </w:r>
-      <w:proofErr w:type="spellEnd"/>
-      <w:r>
-        <w:rPr>
-          <w:sz w:val="28"/>
-          <w:szCs w:val="28"/>
-        </w:rPr>
-        <w:t xml:space="preserve"> </w:t>
-      </w:r>
-      <w:proofErr w:type="spellStart"/>
-      <w:r>
-        <w:rPr>
-          <w:sz w:val="28"/>
-          <w:szCs w:val="28"/>
-        </w:rPr>
-        <w:t>тому</w:t>
-      </w:r>
-      <w:proofErr w:type="spellEnd"/>
-      <w:r>
-        <w:rPr>
-          <w:sz w:val="28"/>
-          <w:szCs w:val="28"/>
-        </w:rPr>
-        <w:t xml:space="preserve"> з </w:t>
-      </w:r>
-      <w:proofErr w:type="spellStart"/>
-      <w:r>
-        <w:rPr>
-          <w:sz w:val="28"/>
-          <w:szCs w:val="28"/>
-        </w:rPr>
-        <w:t>чергуванням</w:t>
-      </w:r>
-      <w:proofErr w:type="spellEnd"/>
+      <w:r>
+        <w:rPr>
+          <w:sz w:val="28"/>
+          <w:szCs w:val="28"/>
+        </w:rPr>
+        <w:t>Результат створення тому з чергуванням</w:t>
+      </w:r>
     </w:p>
     <w:p>
       <w:pPr>
@@ -4658,63 +4053,13 @@
         </w:rPr>
         <w:t xml:space="preserve">. </w:t>
       </w:r>
-      <w:proofErr w:type="spellStart"/>
-      <w:r>
-        <w:rPr>
-          <w:sz w:val="28"/>
-          <w:szCs w:val="28"/>
-        </w:rPr>
-        <w:t>Розширення</w:t>
-      </w:r>
-      <w:proofErr w:type="spellEnd"/>
-      <w:r>
-        <w:rPr>
-          <w:sz w:val="28"/>
-          <w:szCs w:val="28"/>
-        </w:rPr>
-        <w:t xml:space="preserve"> </w:t>
-      </w:r>
-      <w:proofErr w:type="spellStart"/>
-      <w:r>
-        <w:rPr>
-          <w:sz w:val="28"/>
-          <w:szCs w:val="28"/>
-        </w:rPr>
-        <w:t>тому</w:t>
-      </w:r>
-      <w:proofErr w:type="spellEnd"/>
-      <w:r>
-        <w:rPr>
-          <w:sz w:val="28"/>
-          <w:szCs w:val="28"/>
-        </w:rPr>
-        <w:t xml:space="preserve"> на </w:t>
-      </w:r>
-      <w:proofErr w:type="spellStart"/>
-      <w:r>
-        <w:rPr>
-          <w:sz w:val="28"/>
-          <w:szCs w:val="28"/>
-        </w:rPr>
-        <w:t>інший</w:t>
-      </w:r>
-      <w:proofErr w:type="spellEnd"/>
-      <w:r>
-        <w:rPr>
-          <w:sz w:val="28"/>
-          <w:szCs w:val="28"/>
-        </w:rPr>
-        <w:t xml:space="preserve"> </w:t>
-      </w:r>
-      <w:proofErr w:type="spellStart"/>
-      <w:r>
-        <w:rPr>
-          <w:sz w:val="28"/>
-          <w:szCs w:val="28"/>
-        </w:rPr>
-        <w:t>диск</w:t>
-      </w:r>
-      <w:proofErr w:type="spellEnd"/>
+      <w:r>
+        <w:rPr>
+          <w:sz w:val="28"/>
+          <w:szCs w:val="28"/>
+        </w:rPr>
+        <w:t>Розширення тому на інший диск</w:t>
+      </w:r>
     </w:p>
     <w:p>
       <w:pPr>
@@ -4781,21 +4126,12 @@
           <w:szCs w:val="28"/>
         </w:rPr>
       </w:pPr>
-      <w:proofErr w:type="spellStart"/>
-      <w:r>
-        <w:rPr>
-          <w:sz w:val="28"/>
-          <w:szCs w:val="28"/>
-        </w:rPr>
-        <w:t>Рис</w:t>
-      </w:r>
-      <w:proofErr w:type="spellEnd"/>
-      <w:r>
-        <w:rPr>
-          <w:sz w:val="28"/>
-          <w:szCs w:val="28"/>
-        </w:rPr>
-        <w:t>. 2</w:t>
+      <w:r>
+        <w:rPr>
+          <w:sz w:val="28"/>
+          <w:szCs w:val="28"/>
+        </w:rPr>
+        <w:t>Рис. 2</w:t>
       </w:r>
       <w:r>
         <w:rPr>
@@ -4810,81 +4146,8 @@
           <w:sz w:val="28"/>
           <w:szCs w:val="28"/>
         </w:rPr>
-        <w:t xml:space="preserve">. </w:t>
-      </w:r>
-      <w:proofErr w:type="spellStart"/>
-      <w:r>
-        <w:rPr>
-          <w:sz w:val="28"/>
-          <w:szCs w:val="28"/>
-        </w:rPr>
-        <w:t>Результат</w:t>
-      </w:r>
-      <w:proofErr w:type="spellEnd"/>
-      <w:r>
-        <w:rPr>
-          <w:sz w:val="28"/>
-          <w:szCs w:val="28"/>
-        </w:rPr>
-        <w:t xml:space="preserve"> </w:t>
-      </w:r>
-      <w:proofErr w:type="spellStart"/>
-      <w:r>
-        <w:rPr>
-          <w:sz w:val="28"/>
-          <w:szCs w:val="28"/>
-        </w:rPr>
-        <w:t>розширення</w:t>
-      </w:r>
-      <w:proofErr w:type="spellEnd"/>
-      <w:r>
-        <w:rPr>
-          <w:sz w:val="28"/>
-          <w:szCs w:val="28"/>
-        </w:rPr>
-        <w:t xml:space="preserve"> </w:t>
-      </w:r>
-      <w:proofErr w:type="spellStart"/>
-      <w:r>
-        <w:rPr>
-          <w:sz w:val="28"/>
-          <w:szCs w:val="28"/>
-        </w:rPr>
-        <w:t>тому</w:t>
-      </w:r>
-      <w:proofErr w:type="spellEnd"/>
-      <w:r>
-        <w:rPr>
-          <w:sz w:val="28"/>
-          <w:szCs w:val="28"/>
-        </w:rPr>
-        <w:t xml:space="preserve"> на </w:t>
-      </w:r>
-      <w:proofErr w:type="spellStart"/>
-      <w:r>
-        <w:rPr>
-          <w:sz w:val="28"/>
-          <w:szCs w:val="28"/>
-        </w:rPr>
-        <w:t>інший</w:t>
-      </w:r>
-      <w:proofErr w:type="spellEnd"/>
-      <w:r>
-        <w:rPr>
-          <w:sz w:val="28"/>
-          <w:szCs w:val="28"/>
-        </w:rPr>
-        <w:t xml:space="preserve"> </w:t>
-      </w:r>
-      <w:proofErr w:type="spellStart"/>
-      <w:r>
-        <w:rPr>
-          <w:sz w:val="28"/>
-          <w:szCs w:val="28"/>
-        </w:rPr>
-        <w:t>диск</w:t>
-      </w:r>
-      <w:proofErr w:type="spellEnd"/>
+        <w:t>. Результат розширення тому на інший диск</w:t>
+      </w:r>
     </w:p>
     <w:p>
       <w:pPr>
